--- a/lab-2/lab-2-otchet.docx
+++ b/lab-2/lab-2-otchet.docx
@@ -155,7 +155,7 @@
         <w:ind w:firstLine="0"/>
       </w:pPr>
       <w:r>
-        <w:t>Прямой ход: ранний срок события j равен максимуму из (ранний срок предшественника + длительность работы). Обратный ход: поздний срок события i — минимум из (поздний срок преемника − длительность работы). Критическое время Tкр — ранний срок конечного события.</w:t>
+        <w:t>Прямой ход (от начала проекта к концу): для каждого события j ранний срок РС(j) — максимум из (РС предшественника + длительность входящей работы). По РС для каждой работы считают РН = РС(i) и РО = РН + t (раннее окончание получается в прямом ходе, не от финиша). Критическое время Tкр — ранний срок конечного события.</w:t>
       </w:r>
     </w:p>
     <w:p>
@@ -163,7 +163,7 @@
         <w:ind w:firstLine="0"/>
       </w:pPr>
       <w:r>
-        <w:t>Для каждой работы: РН — раннее начало, РО — раннее окончание, ПН — позднее начало, ПО — позднее окончание. Полный резерв R = ПО − РО; частный резерв r = РС(j) − РО. Критический путь составляют работы с R = 0.</w:t>
+        <w:t>Обратный ход (от финиша к началу): только для поздних сроков — ПС(i) как минимум из (ПС преемника − длительность выходящей работы), затем для работ ПН и ПО. Для каждой работы: РН — раннее начало, РО — раннее окончание, ПН — позднее начало, ПО — позднее окончание. Полный резерв R = ПО − РО (или R = ПН − РН; оба способа эквивалентны); частный резерв r = РС(j) − РО. Критический путь составляют работы с R = 0.</w:t>
       </w:r>
     </w:p>
     <w:p/>
@@ -203,7 +203,7 @@
       <w:r>
         <w:drawing>
           <wp:inline xmlns:a="http://schemas.openxmlformats.org/drawingml/2006/main" xmlns:pic="http://schemas.openxmlformats.org/drawingml/2006/picture">
-            <wp:extent cx="4754880" cy="2953713"/>
+            <wp:extent cx="4754880" cy="2539368"/>
             <wp:docPr id="1" name="Picture 1"/>
             <wp:cNvGraphicFramePr>
               <a:graphicFrameLocks noChangeAspect="1"/>
@@ -224,7 +224,7 @@
                   <pic:spPr>
                     <a:xfrm>
                       <a:off x="0" y="0"/>
-                      <a:ext cx="4754880" cy="2953713"/>
+                      <a:ext cx="4754880" cy="2539368"/>
                     </a:xfrm>
                     <a:prstGeom prst="rect"/>
                   </pic:spPr>
@@ -259,7 +259,7 @@
         <w:ind w:firstLine="0"/>
       </w:pPr>
       <w:r>
-        <w:t>Расчёт выполнен по стандартному алгоритму: прямой ход (ранние сроки событий), обратный ход (поздние сроки), затем для каждой работы — раннее/позднее начало и окончание, резервы; критический путь определяется по работам с нулевым полным резервом.</w:t>
+        <w:t>Расчёт выполнен по стандартному алгоритму: прямой ход (от старта к финишу) даёт ранние сроки событий РС и для каждой работы РН, РО = РН + t; обратный ход (от финиша к началу) даёт поздние сроки ПС и для работ ПН, ПО; затем резервы R и r; критический путь — работы с R = 0.</w:t>
       </w:r>
     </w:p>
     <w:p>
@@ -291,7 +291,7 @@
         <w:ind w:firstLine="0"/>
       </w:pPr>
       <w:r>
-        <w:t>Шаг 4. Резервы времени. Полный резерв R = ПО − РО (на сколько можно сдвинуть работу, не увеличивая срок проекта). Частный резерв r = РС(j) − РО (на сколько можно сдвинуть окончание, не сдвигая ранние сроки следующих работ). Работы с R = 0 образуют критический путь. Работы с R &gt; 0: A–C (R=4), C–E (R=4), E–F (R=4). Работы с r &gt; 0: E–F (r=4).</w:t>
+        <w:t>Шаг 4. Резервы времени. Полный резерв R = ПО − РО (или R = ПН − РН; оба способа эквивалентны) — на сколько можно сдвинуть работу, не увеличивая срок проекта. Частный резерв r = РС(j) − РО (на сколько можно сдвинуть окончание, не сдвигая ранние сроки следующих работ). Работы с R = 0 образуют критический путь. Работы с R &gt; 0: A–C (R=4), C–E (R=4), E–F (R=4). Работы с r &gt; 0: E–F (r=4).</w:t>
       </w:r>
     </w:p>
     <w:p>
@@ -964,7 +964,7 @@
         <w:ind w:firstLine="0"/>
       </w:pPr>
       <w:r>
-        <w:t>Собственный граф: A, B без предшественника; C(A,4), D(B,1), E(B,5), F(D,C,2), G(E,F,3), H(G,4). Критический путь на схеме выделен красным: A → C → F → G → H.</w:t>
+        <w:t>Собственный граф с одним начальным событием: из 1 выходят работы A и B; далее C(A,4), D(B,1), E(B,5), F(D,C,2), G(E,F,3), H(G,4). Критический путь на схеме выделен красным (по событиям: A → B → E → F → G → H).</w:t>
       </w:r>
     </w:p>
     <w:p>
@@ -976,7 +976,7 @@
       <w:r>
         <w:drawing>
           <wp:inline xmlns:a="http://schemas.openxmlformats.org/drawingml/2006/main" xmlns:pic="http://schemas.openxmlformats.org/drawingml/2006/picture">
-            <wp:extent cx="4754880" cy="2750623"/>
+            <wp:extent cx="4754880" cy="2444599"/>
             <wp:docPr id="2" name="Picture 2"/>
             <wp:cNvGraphicFramePr>
               <a:graphicFrameLocks noChangeAspect="1"/>
@@ -997,7 +997,7 @@
                   <pic:spPr>
                     <a:xfrm>
                       <a:off x="0" y="0"/>
-                      <a:ext cx="4754880" cy="2750623"/>
+                      <a:ext cx="4754880" cy="2444599"/>
                     </a:xfrm>
                     <a:prstGeom prst="rect"/>
                   </pic:spPr>
@@ -1032,7 +1032,7 @@
         <w:ind w:firstLine="0"/>
       </w:pPr>
       <w:r>
-        <w:t>Расчёт выполнен по стандартному алгоритму: прямой ход (ранние сроки событий), обратный ход (поздние сроки), затем для каждой работы — раннее/позднее начало и окончание, резервы; критический путь определяется по работам с нулевым полным резервом.</w:t>
+        <w:t>Расчёт выполнен по стандартному алгоритму: прямой ход (от старта к финишу) даёт ранние сроки событий РС и для каждой работы РН, РО = РН + t; обратный ход (от финиша к началу) даёт поздние сроки ПС и для работ ПН, ПО; затем резервы R и r; критический путь — работы с R = 0.</w:t>
       </w:r>
     </w:p>
     <w:p>
@@ -1040,7 +1040,7 @@
         <w:ind w:firstLine="0"/>
       </w:pPr>
       <w:r>
-        <w:t>Шаг 1. Прямой ход. РС(1) = 0, РС(2) = 0. РС(3): A–C, 4. РС(4): B–D, 1. РС(5): B–E, 5. РС(6): C–F и D–F; max(4+2, 1+2) = 6. РС(7): E–G и F–G; max(5+3, 6+3) = 9. РС(8): G–H, 9+4 = 13. Tкр = 13.</w:t>
+        <w:t>Шаг 1. Прямой ход. РС(1) = 0. РС(2): A, 4. РС(3): B, 1. РС(5): C и D; max(4+4, 1+1) = 8. РС(6): E и F; max(1+5, 8+2) = 10. РС(7): G, 10+3 = 13. РС(8): H, 13+4 = 17. Tкр = 17.</w:t>
       </w:r>
     </w:p>
     <w:p>
@@ -1048,7 +1048,7 @@
         <w:ind w:firstLine="0"/>
       </w:pPr>
       <w:r>
-        <w:t>Шаг 2. Обратный ход. ПС(8) = 13, ПС(7) = 9, ПС(6) = 6, ПС(5) = 6, ПС(4) = 4, ПС(3) = 4, ПС(2) = 0, ПС(1) = 0.</w:t>
+        <w:t>Шаг 2. Обратный ход. ПС(8) = 17, ПС(7) = 13, ПС(6) = 10, ПС(5) = 8, ПС(3) = min(8−1, 10−5) = 5, ПС(2) = 4, ПС(1) = 0.</w:t>
       </w:r>
     </w:p>
     <w:p>
@@ -1064,7 +1064,7 @@
         <w:ind w:firstLine="0"/>
       </w:pPr>
       <w:r>
-        <w:t>Шаг 4. Резервы времени. Полный резерв R = ПО − РО (на сколько можно сдвинуть работу, не увеличивая срок проекта). Частный резерв r = РС(j) − РО (на сколько можно сдвинуть окончание, не сдвигая ранние сроки следующих работ). Работы с R = 0 образуют критический путь. Работы с R &gt; 0: B–D (R=3), B–E (R=1), D–F (R=3), E–G (R=1). Работы с r &gt; 0: D–F (r=3), E–G (r=1).</w:t>
+        <w:t>Шаг 4. Резервы времени. Полный резерв R = ПО − РО (или R = ПН − РН; оба способа эквивалентны) — на сколько можно сдвинуть работу, не увеличивая срок проекта. Частный резерв r = РС(j) − РО (на сколько можно сдвинуть окончание, не сдвигая ранние сроки следующих работ). Работы с R = 0 образуют критический путь. Работы с R &gt; 0: A–C (R=4), C–E (R=6), C–F (R=4). Работы с r &gt; 0: C–E (r=6), C–F (r=4).</w:t>
       </w:r>
     </w:p>
     <w:p>
@@ -1072,7 +1072,7 @@
         <w:ind w:firstLine="0"/>
       </w:pPr>
       <w:r>
-        <w:t>Шаг 5. Критический путь — работы с R = 0: A–C, C–F, F–G, G–H; по узлам: A → C → F → G → H. Tкр = 13.</w:t>
+        <w:t>Шаг 5. Критический путь — работы с R = 0: A, C, F, G, H; по событиям: A → B → E → F → G → H. Tкр = 17.</w:t>
       </w:r>
     </w:p>
     <w:p/>
@@ -1214,7 +1214,7 @@
           </w:tcPr>
           <w:p>
             <w:r>
-              <w:t>A–C</w:t>
+              <w:t>A–B</w:t>
             </w:r>
           </w:p>
         </w:tc>
@@ -1296,7 +1296,7 @@
           </w:tcPr>
           <w:p>
             <w:r>
-              <w:t>B–D</w:t>
+              <w:t>A–C</w:t>
             </w:r>
           </w:p>
         </w:tc>
@@ -1336,7 +1336,17 @@
           </w:tcPr>
           <w:p>
             <w:r>
-              <w:t>3</w:t>
+              <w:t>4</w:t>
+            </w:r>
+          </w:p>
+        </w:tc>
+        <w:tc>
+          <w:tcPr>
+            <w:tcW w:type="dxa" w:w="1211"/>
+          </w:tcPr>
+          <w:p>
+            <w:r>
+              <w:t>5</w:t>
             </w:r>
           </w:p>
         </w:tc>
@@ -1347,16 +1357,6 @@
           <w:p>
             <w:r>
               <w:t>4</w:t>
-            </w:r>
-          </w:p>
-        </w:tc>
-        <w:tc>
-          <w:tcPr>
-            <w:tcW w:type="dxa" w:w="1211"/>
-          </w:tcPr>
-          <w:p>
-            <w:r>
-              <w:t>3</w:t>
             </w:r>
           </w:p>
         </w:tc>
@@ -1388,7 +1388,47 @@
           </w:tcPr>
           <w:p>
             <w:r>
-              <w:t>5</w:t>
+              <w:t>4</w:t>
+            </w:r>
+          </w:p>
+        </w:tc>
+        <w:tc>
+          <w:tcPr>
+            <w:tcW w:type="dxa" w:w="1211"/>
+          </w:tcPr>
+          <w:p>
+            <w:r>
+              <w:t>4</w:t>
+            </w:r>
+          </w:p>
+        </w:tc>
+        <w:tc>
+          <w:tcPr>
+            <w:tcW w:type="dxa" w:w="1211"/>
+          </w:tcPr>
+          <w:p>
+            <w:r>
+              <w:t>8</w:t>
+            </w:r>
+          </w:p>
+        </w:tc>
+        <w:tc>
+          <w:tcPr>
+            <w:tcW w:type="dxa" w:w="1211"/>
+          </w:tcPr>
+          <w:p>
+            <w:r>
+              <w:t>4</w:t>
+            </w:r>
+          </w:p>
+        </w:tc>
+        <w:tc>
+          <w:tcPr>
+            <w:tcW w:type="dxa" w:w="1211"/>
+          </w:tcPr>
+          <w:p>
+            <w:r>
+              <w:t>8</w:t>
             </w:r>
           </w:p>
         </w:tc>
@@ -1399,6 +1439,110 @@
           <w:p>
             <w:r>
               <w:t>0</w:t>
+            </w:r>
+          </w:p>
+        </w:tc>
+        <w:tc>
+          <w:tcPr>
+            <w:tcW w:type="dxa" w:w="1211"/>
+          </w:tcPr>
+          <w:p>
+            <w:r>
+              <w:t>0</w:t>
+            </w:r>
+          </w:p>
+        </w:tc>
+      </w:tr>
+      <w:tr>
+        <w:tc>
+          <w:tcPr>
+            <w:tcW w:type="dxa" w:w="1211"/>
+          </w:tcPr>
+          <w:p>
+            <w:r>
+              <w:t>C–E</w:t>
+            </w:r>
+          </w:p>
+        </w:tc>
+        <w:tc>
+          <w:tcPr>
+            <w:tcW w:type="dxa" w:w="1211"/>
+          </w:tcPr>
+          <w:p>
+            <w:r>
+              <w:t>1</w:t>
+            </w:r>
+          </w:p>
+        </w:tc>
+        <w:tc>
+          <w:tcPr>
+            <w:tcW w:type="dxa" w:w="1211"/>
+          </w:tcPr>
+          <w:p>
+            <w:r>
+              <w:t>1</w:t>
+            </w:r>
+          </w:p>
+        </w:tc>
+        <w:tc>
+          <w:tcPr>
+            <w:tcW w:type="dxa" w:w="1211"/>
+          </w:tcPr>
+          <w:p>
+            <w:r>
+              <w:t>2</w:t>
+            </w:r>
+          </w:p>
+        </w:tc>
+        <w:tc>
+          <w:tcPr>
+            <w:tcW w:type="dxa" w:w="1211"/>
+          </w:tcPr>
+          <w:p>
+            <w:r>
+              <w:t>7</w:t>
+            </w:r>
+          </w:p>
+        </w:tc>
+        <w:tc>
+          <w:tcPr>
+            <w:tcW w:type="dxa" w:w="1211"/>
+          </w:tcPr>
+          <w:p>
+            <w:r>
+              <w:t>8</w:t>
+            </w:r>
+          </w:p>
+        </w:tc>
+        <w:tc>
+          <w:tcPr>
+            <w:tcW w:type="dxa" w:w="1211"/>
+          </w:tcPr>
+          <w:p>
+            <w:r>
+              <w:t>6</w:t>
+            </w:r>
+          </w:p>
+        </w:tc>
+        <w:tc>
+          <w:tcPr>
+            <w:tcW w:type="dxa" w:w="1211"/>
+          </w:tcPr>
+          <w:p>
+            <w:r>
+              <w:t>6</w:t>
+            </w:r>
+          </w:p>
+        </w:tc>
+      </w:tr>
+      <w:tr>
+        <w:tc>
+          <w:tcPr>
+            <w:tcW w:type="dxa" w:w="1211"/>
+          </w:tcPr>
+          <w:p>
+            <w:r>
+              <w:t>C–F</w:t>
             </w:r>
           </w:p>
         </w:tc>
@@ -1438,7 +1582,7 @@
           </w:tcPr>
           <w:p>
             <w:r>
-              <w:t>1</w:t>
+              <w:t>5</w:t>
             </w:r>
           </w:p>
         </w:tc>
@@ -1448,7 +1592,27 @@
           </w:tcPr>
           <w:p>
             <w:r>
-              <w:t>0</w:t>
+              <w:t>10</w:t>
+            </w:r>
+          </w:p>
+        </w:tc>
+        <w:tc>
+          <w:tcPr>
+            <w:tcW w:type="dxa" w:w="1211"/>
+          </w:tcPr>
+          <w:p>
+            <w:r>
+              <w:t>4</w:t>
+            </w:r>
+          </w:p>
+        </w:tc>
+        <w:tc>
+          <w:tcPr>
+            <w:tcW w:type="dxa" w:w="1211"/>
+          </w:tcPr>
+          <w:p>
+            <w:r>
+              <w:t>4</w:t>
             </w:r>
           </w:p>
         </w:tc>
@@ -1460,7 +1624,7 @@
           </w:tcPr>
           <w:p>
             <w:r>
-              <w:t>C–F</w:t>
+              <w:t>E–F</w:t>
             </w:r>
           </w:p>
         </w:tc>
@@ -1480,7 +1644,7 @@
           </w:tcPr>
           <w:p>
             <w:r>
-              <w:t>4</w:t>
+              <w:t>8</w:t>
             </w:r>
           </w:p>
         </w:tc>
@@ -1490,7 +1654,7 @@
           </w:tcPr>
           <w:p>
             <w:r>
-              <w:t>6</w:t>
+              <w:t>10</w:t>
             </w:r>
           </w:p>
         </w:tc>
@@ -1500,7 +1664,7 @@
           </w:tcPr>
           <w:p>
             <w:r>
-              <w:t>4</w:t>
+              <w:t>8</w:t>
             </w:r>
           </w:p>
         </w:tc>
@@ -1510,7 +1674,7 @@
           </w:tcPr>
           <w:p>
             <w:r>
-              <w:t>6</w:t>
+              <w:t>10</w:t>
             </w:r>
           </w:p>
         </w:tc>
@@ -1542,170 +1706,6 @@
           </w:tcPr>
           <w:p>
             <w:r>
-              <w:t>D–F</w:t>
-            </w:r>
-          </w:p>
-        </w:tc>
-        <w:tc>
-          <w:tcPr>
-            <w:tcW w:type="dxa" w:w="1211"/>
-          </w:tcPr>
-          <w:p>
-            <w:r>
-              <w:t>2</w:t>
-            </w:r>
-          </w:p>
-        </w:tc>
-        <w:tc>
-          <w:tcPr>
-            <w:tcW w:type="dxa" w:w="1211"/>
-          </w:tcPr>
-          <w:p>
-            <w:r>
-              <w:t>1</w:t>
-            </w:r>
-          </w:p>
-        </w:tc>
-        <w:tc>
-          <w:tcPr>
-            <w:tcW w:type="dxa" w:w="1211"/>
-          </w:tcPr>
-          <w:p>
-            <w:r>
-              <w:t>3</w:t>
-            </w:r>
-          </w:p>
-        </w:tc>
-        <w:tc>
-          <w:tcPr>
-            <w:tcW w:type="dxa" w:w="1211"/>
-          </w:tcPr>
-          <w:p>
-            <w:r>
-              <w:t>4</w:t>
-            </w:r>
-          </w:p>
-        </w:tc>
-        <w:tc>
-          <w:tcPr>
-            <w:tcW w:type="dxa" w:w="1211"/>
-          </w:tcPr>
-          <w:p>
-            <w:r>
-              <w:t>6</w:t>
-            </w:r>
-          </w:p>
-        </w:tc>
-        <w:tc>
-          <w:tcPr>
-            <w:tcW w:type="dxa" w:w="1211"/>
-          </w:tcPr>
-          <w:p>
-            <w:r>
-              <w:t>3</w:t>
-            </w:r>
-          </w:p>
-        </w:tc>
-        <w:tc>
-          <w:tcPr>
-            <w:tcW w:type="dxa" w:w="1211"/>
-          </w:tcPr>
-          <w:p>
-            <w:r>
-              <w:t>3</w:t>
-            </w:r>
-          </w:p>
-        </w:tc>
-      </w:tr>
-      <w:tr>
-        <w:tc>
-          <w:tcPr>
-            <w:tcW w:type="dxa" w:w="1211"/>
-          </w:tcPr>
-          <w:p>
-            <w:r>
-              <w:t>E–G</w:t>
-            </w:r>
-          </w:p>
-        </w:tc>
-        <w:tc>
-          <w:tcPr>
-            <w:tcW w:type="dxa" w:w="1211"/>
-          </w:tcPr>
-          <w:p>
-            <w:r>
-              <w:t>3</w:t>
-            </w:r>
-          </w:p>
-        </w:tc>
-        <w:tc>
-          <w:tcPr>
-            <w:tcW w:type="dxa" w:w="1211"/>
-          </w:tcPr>
-          <w:p>
-            <w:r>
-              <w:t>5</w:t>
-            </w:r>
-          </w:p>
-        </w:tc>
-        <w:tc>
-          <w:tcPr>
-            <w:tcW w:type="dxa" w:w="1211"/>
-          </w:tcPr>
-          <w:p>
-            <w:r>
-              <w:t>8</w:t>
-            </w:r>
-          </w:p>
-        </w:tc>
-        <w:tc>
-          <w:tcPr>
-            <w:tcW w:type="dxa" w:w="1211"/>
-          </w:tcPr>
-          <w:p>
-            <w:r>
-              <w:t>6</w:t>
-            </w:r>
-          </w:p>
-        </w:tc>
-        <w:tc>
-          <w:tcPr>
-            <w:tcW w:type="dxa" w:w="1211"/>
-          </w:tcPr>
-          <w:p>
-            <w:r>
-              <w:t>9</w:t>
-            </w:r>
-          </w:p>
-        </w:tc>
-        <w:tc>
-          <w:tcPr>
-            <w:tcW w:type="dxa" w:w="1211"/>
-          </w:tcPr>
-          <w:p>
-            <w:r>
-              <w:t>1</w:t>
-            </w:r>
-          </w:p>
-        </w:tc>
-        <w:tc>
-          <w:tcPr>
-            <w:tcW w:type="dxa" w:w="1211"/>
-          </w:tcPr>
-          <w:p>
-            <w:r>
-              <w:t>1</w:t>
-            </w:r>
-          </w:p>
-        </w:tc>
-      </w:tr>
-      <w:tr>
-        <w:tc>
-          <w:tcPr>
-            <w:tcW w:type="dxa" w:w="1211"/>
-          </w:tcPr>
-          <w:p>
-            <w:r>
               <w:t>F–G</w:t>
             </w:r>
           </w:p>
@@ -1726,7 +1726,7 @@
           </w:tcPr>
           <w:p>
             <w:r>
-              <w:t>6</w:t>
+              <w:t>10</w:t>
             </w:r>
           </w:p>
         </w:tc>
@@ -1736,7 +1736,7 @@
           </w:tcPr>
           <w:p>
             <w:r>
-              <w:t>9</w:t>
+              <w:t>13</w:t>
             </w:r>
           </w:p>
         </w:tc>
@@ -1746,7 +1746,7 @@
           </w:tcPr>
           <w:p>
             <w:r>
-              <w:t>6</w:t>
+              <w:t>10</w:t>
             </w:r>
           </w:p>
         </w:tc>
@@ -1756,7 +1756,7 @@
           </w:tcPr>
           <w:p>
             <w:r>
-              <w:t>9</w:t>
+              <w:t>13</w:t>
             </w:r>
           </w:p>
         </w:tc>
@@ -1808,7 +1808,17 @@
           </w:tcPr>
           <w:p>
             <w:r>
-              <w:t>9</w:t>
+              <w:t>13</w:t>
+            </w:r>
+          </w:p>
+        </w:tc>
+        <w:tc>
+          <w:tcPr>
+            <w:tcW w:type="dxa" w:w="1211"/>
+          </w:tcPr>
+          <w:p>
+            <w:r>
+              <w:t>17</w:t>
             </w:r>
           </w:p>
         </w:tc>
@@ -1828,17 +1838,7 @@
           </w:tcPr>
           <w:p>
             <w:r>
-              <w:t>9</w:t>
-            </w:r>
-          </w:p>
-        </w:tc>
-        <w:tc>
-          <w:tcPr>
-            <w:tcW w:type="dxa" w:w="1211"/>
-          </w:tcPr>
-          <w:p>
-            <w:r>
-              <w:t>13</w:t>
+              <w:t>17</w:t>
             </w:r>
           </w:p>
         </w:tc>
@@ -1878,7 +1878,7 @@
         <w:ind w:firstLine="0"/>
       </w:pPr>
       <w:r>
-        <w:t>Критическое время проекта: 13. Критический путь: A → C → F → G → H.</w:t>
+        <w:t>Критическое время проекта: 17. Критический путь: A → B → E → F → G → H.</w:t>
       </w:r>
     </w:p>
     <w:p>
@@ -1909,7 +1909,7 @@
         <w:ind w:firstLine="0"/>
       </w:pPr>
       <w:r>
-        <w:t>2. Для собственного графа (8 работ, 7 событий) Tкр = 13; критический путь: A → C → F → G → H.</w:t>
+        <w:t>2. Для собственного графа (8 работ, один исток) Tкр = 17; критический путь: A → B → E → F → G → H.</w:t>
       </w:r>
     </w:p>
     <w:p>
